--- a/metodika/A - struktura extraktu.docx
+++ b/metodika/A - struktura extraktu.docx
@@ -56,13 +56,25 @@
         </w:numPr>
       </w:pPr>
       <w:r>
-        <w:t xml:space="preserve">Verze: v0.1</w:t>
-      </w:r>
-      <w:r>
-        <w:t xml:space="preserve"> </w:t>
-      </w:r>
-      <w:r>
-        <w:t xml:space="preserve">Tento dokument popisuje závazné požadavky na strukturu extraktu.</w:t>
+        <w:t xml:space="preserve">Aktualizováno: 2026-10-29 – sjednoceno se strukturou extraktů v repozitáři tnk136-extrakty</w:t>
+      </w:r>
+    </w:p>
+    <w:p>
+      <w:pPr>
+        <w:pStyle w:val="Compact"/>
+        <w:numPr>
+          <w:ilvl w:val="0"/>
+          <w:numId w:val="1001"/>
+        </w:numPr>
+      </w:pPr>
+      <w:r>
+        <w:t xml:space="preserve">Verze: v0.2 Tento dokument popisuje závazné požadavky na strukturu extraktu.</w:t>
+      </w:r>
+      <w:r>
+        <w:t xml:space="preserve"/>
+      </w:r>
+      <w:r>
+        <w:t xml:space="preserve"/>
       </w:r>
     </w:p>
     <w:p>
@@ -91,13 +103,13 @@
         </w:numPr>
       </w:pPr>
       <w:r>
-        <w:t xml:space="preserve">Název</w:t>
-      </w:r>
-      <w:r>
-        <w:t xml:space="preserve"> </w:t>
-      </w:r>
-      <w:r>
-        <w:t xml:space="preserve">“EXTRAKT z technické normy”</w:t>
+        <w:t xml:space="preserve">Název podle druhu popisovaného dokumentu: „EXTRAKT z evropské normy / z mezinárodní normy ISO / z technické specifikace ISO (CEN) / z technické zprávy ISO (CEN)“</w:t>
+      </w:r>
+      <w:r>
+        <w:t xml:space="preserve"/>
+      </w:r>
+      <w:r>
+        <w:t xml:space="preserve"/>
       </w:r>
     </w:p>
     <w:p>
@@ -151,7 +163,7 @@
         </w:numPr>
       </w:pPr>
       <w:r>
-        <w:t xml:space="preserve">Identifikátor (EN, TS, TR…)</w:t>
+        <w:t xml:space="preserve">Označení podle vydání ISO nebo CEN, které extrakt popisuje (např. EN ISO 14819-1, ISO/TS 21219-16)</w:t>
       </w:r>
     </w:p>
     <w:p>
@@ -163,7 +175,7 @@
         </w:numPr>
       </w:pPr>
       <w:r>
-        <w:t xml:space="preserve">Rok vydání</w:t>
+        <w:t xml:space="preserve">Rok vydání a počet stran popisovaného vydání ve tvaru „Vydána RRRR, N stran“ (u společných norem CEN-ISO jsou údaje shodné)</w:t>
       </w:r>
     </w:p>
     <w:p>
@@ -175,7 +187,19 @@
         </w:numPr>
       </w:pPr>
       <w:r>
-        <w:t xml:space="preserve">Počet stran originálu</w:t>
+        <w:t xml:space="preserve">Rok zpracování extraktu ve tvaru „Extrakt zpracován RRRR“, po věcné úpravě „Extrakt zpracován RRRR, aktualizován RRRR“</w:t>
+      </w:r>
+    </w:p>
+    <w:p>
+      <w:pPr>
+        <w:pStyle w:val="Compact"/>
+        <w:numPr>
+          <w:ilvl w:val="1"/>
+          <w:numId w:val="1003"/>
+        </w:numPr>
+      </w:pPr>
+      <w:r>
+        <w:t xml:space="preserve">České vydání (označení ČSN, datum účinnosti), třídicí znak ani ICS se neuvádějí</w:t>
       </w:r>
     </w:p>
     <w:bookmarkEnd w:id="20"/>
@@ -365,7 +389,7 @@
         <w:pStyle w:val="Heading3"/>
       </w:pPr>
       <w:r>
-        <w:t xml:space="preserve">5. Související normy (pokud jsou v popisovaném dokumentu)</w:t>
+        <w:t xml:space="preserve">5. Souvisící normy (pokud jsou v popisovaném dokumentu)</w:t>
       </w:r>
     </w:p>
     <w:p>
@@ -378,6 +402,18 @@
       </w:pPr>
       <w:r>
         <w:t xml:space="preserve">Výběr nejdůležitějších souvisejících dokumentů</w:t>
+      </w:r>
+    </w:p>
+    <w:p>
+      <w:pPr>
+        <w:pStyle w:val="Compact"/>
+        <w:numPr>
+          <w:ilvl w:val="0"/>
+          <w:numId w:val="1007"/>
+        </w:numPr>
+      </w:pPr>
+      <w:r>
+        <w:t xml:space="preserve">Kapitola má číslo a název podle popisovaného dokumentu (obvykle 2), následuje vždy za kapitolou 1 Předmět</w:t>
       </w:r>
     </w:p>
     <w:p>
@@ -519,13 +555,13 @@
         </w:numPr>
       </w:pPr>
       <w:r>
-        <w:t xml:space="preserve">Odkaz na oborový slovník:</w:t>
-      </w:r>
-      <w:r>
-        <w:t xml:space="preserve"> </w:t>
-      </w:r>
-      <w:r>
-        <w:t xml:space="preserve">“Další termíny a zkratky z oboru ITS jsou obsaženy ve slovníku ITS (&lt;www.ITSterminology.org&gt;)”</w:t>
+        <w:t xml:space="preserve">Na konci kapitoly odkaz na oborový slovník: „Další termíny a zkratky z oboru ITS jsou obsaženy ve slovníku ITS terminology.“</w:t>
+      </w:r>
+      <w:r>
+        <w:t xml:space="preserve"/>
+      </w:r>
+      <w:r>
+        <w:t xml:space="preserve"/>
       </w:r>
     </w:p>
     <w:bookmarkEnd w:id="25"/>
@@ -610,6 +646,18 @@
         <w:t xml:space="preserve">Anglické znění (v závorce kurzívou)</w:t>
       </w:r>
     </w:p>
+    <w:p>
+      <w:pPr>
+        <w:pStyle w:val="Compact"/>
+        <w:numPr>
+          <w:ilvl w:val="1"/>
+          <w:numId w:val="1011"/>
+        </w:numPr>
+      </w:pPr>
+      <w:r>
+        <w:t xml:space="preserve">Na konci kapitoly odkaz na oborový slovník s adresou: „Další termíny a zkratky z oboru ITS jsou obsaženy ve slovníku ITS terminology (www.ITSterminology.org).“ (má-li popisovaný dokument jen jednu z kapitol Termíny a Zkratky, uvede se tato věta na jejím konci)</w:t>
+      </w:r>
+    </w:p>
     <w:bookmarkEnd w:id="26"/>
     <w:bookmarkStart w:id="27" w:name="další-obsahové-kapitoly"/>
     <w:p>
@@ -699,6 +747,18 @@
       </w:pPr>
       <w:r>
         <w:t xml:space="preserve">Případné vložené prvky s jasnou vazbou na text</w:t>
+      </w:r>
+    </w:p>
+    <w:p>
+      <w:pPr>
+        <w:pStyle w:val="Compact"/>
+        <w:numPr>
+          <w:ilvl w:val="1"/>
+          <w:numId w:val="1013"/>
+        </w:numPr>
+      </w:pPr>
+      <w:r>
+        <w:t xml:space="preserve">Obrázky a tabulky číslované zvlášť od 1 v pořadí výskytu v extraktu, s odkazem v textu a s číslem v popisovaném dokumentu v popisku (podrobnosti v příloze B)</w:t>
       </w:r>
     </w:p>
     <w:bookmarkEnd w:id="27"/>

--- a/metodika/A - struktura extraktu.docx
+++ b/metodika/A - struktura extraktu.docx
@@ -758,7 +758,7 @@
         </w:numPr>
       </w:pPr>
       <w:r>
-        <w:t xml:space="preserve">Obrázky a tabulky číslované zvlášť od 1 v pořadí výskytu v extraktu, s odkazem v textu a s číslem v popisovaném dokumentu v popisku (podrobnosti v příloze B)</w:t>
+        <w:t>Obrázky, tabulky a výpisy kódu číslované zvlášť od 1 v pořadí výskytu v extraktu, s odkazem v textu a s číslem v popisovaném dokumentu v popisku (podrobnosti v příloze B)</w:t>
       </w:r>
     </w:p>
     <w:bookmarkEnd w:id="27"/>
